--- a/RAC/15장/15장_실습문제_추가서술형_정답.docx
+++ b/RAC/15장/15장_실습문제_추가서술형_정답.docx
@@ -429,7 +429,21 @@
           <w:rFonts w:ascii="맑은 고딕" w:hAnsi="맑은 고딕" w:eastAsia="맑은 고딕"/>
           <w:sz w:val="21"/>
         </w:rPr>
-        <w:t>계획된 정지에서는 `srvctl stop instance -d racdb -i racdb1 -stopoption abort -force` 를 실행했다. ch15_oltp 가 가용 인스턴스인 racdb2 로 가지 않고 그냥 멈췄다. 60 초 동안 네 번 관찰했지만 계속 "is not running" 이었고 그동안 그 서비스로 접속하면 ORA-12514 였다.</w:t>
+        <w:t xml:space="preserve">계획된 정지에서는 </w:t>
+      </w:r>
+      <w:r>
+        <w:rPr>
+          <w:rFonts w:ascii="Consolas" w:hAnsi="Consolas" w:eastAsia="Consolas" w:cs="Consolas"/>
+          <w:sz w:val="20"/>
+        </w:rPr>
+        <w:t xml:space="preserve">srvctl stop instance -d racdb -i racdb1 -stopoption abort -force</w:t>
+      </w:r>
+      <w:r>
+        <w:rPr>
+          <w:rFonts w:ascii="맑은 고딕" w:hAnsi="맑은 고딕" w:eastAsia="맑은 고딕"/>
+          <w:sz w:val="21"/>
+        </w:rPr>
+        <w:t xml:space="preserve"> 를 실행했다. ch15_oltp 가 가용 인스턴스인 racdb2 로 가지 않고 그냥 멈췄다. 60 초 동안 네 번 관찰했지만 계속 "is not running" 이었고 그동안 그 서비스로 접속하면 ORA-12514 였다.</w:t>
       </w:r>
     </w:p>
     <w:p>
@@ -743,7 +757,21 @@
           <w:rFonts w:ascii="맑은 고딕" w:hAnsi="맑은 고딕" w:eastAsia="맑은 고딕"/>
           <w:sz w:val="21"/>
         </w:rPr>
-        <w:t>1. 서비스를 먼저 옮긴다. `srvctl relocate service -d racdb -s ch15_oltp -oldinst racdb1 -newinst racdb2` 다. 2 초면 끝나고 새 접속은 즉시 racdb2 로 간다.</w:t>
+        <w:t xml:space="preserve">1. 서비스를 먼저 옮긴다. </w:t>
+      </w:r>
+      <w:r>
+        <w:rPr>
+          <w:rFonts w:ascii="Consolas" w:hAnsi="Consolas" w:eastAsia="Consolas" w:cs="Consolas"/>
+          <w:sz w:val="20"/>
+        </w:rPr>
+        <w:t xml:space="preserve">srvctl relocate service -d racdb -s ch15_oltp -oldinst racdb1 -newinst racdb2</w:t>
+      </w:r>
+      <w:r>
+        <w:rPr>
+          <w:rFonts w:ascii="맑은 고딕" w:hAnsi="맑은 고딕" w:eastAsia="맑은 고딕"/>
+          <w:sz w:val="21"/>
+        </w:rPr>
+        <w:t xml:space="preserve"> 다. 2 초면 끝나고 새 접속은 즉시 racdb2 로 간다.</w:t>
       </w:r>
     </w:p>
     <w:p>
@@ -761,7 +789,21 @@
           <w:rFonts w:ascii="맑은 고딕" w:hAnsi="맑은 고딕" w:eastAsia="맑은 고딕"/>
           <w:sz w:val="21"/>
         </w:rPr>
-        <w:t>3. 인스턴스를 내린다. `srvctl stop instance -d racdb -i racdb1` 이다. 이제 그 인스턴스에 서비스가 없으므로 -force 없이도 통과한다. force 가 필요하다면 순서가 틀린 것이다.</w:t>
+        <w:t xml:space="preserve">3. 인스턴스를 내린다. </w:t>
+      </w:r>
+      <w:r>
+        <w:rPr>
+          <w:rFonts w:ascii="Consolas" w:hAnsi="Consolas" w:eastAsia="Consolas" w:cs="Consolas"/>
+          <w:sz w:val="20"/>
+        </w:rPr>
+        <w:t xml:space="preserve">srvctl stop instance -d racdb -i racdb1</w:t>
+      </w:r>
+      <w:r>
+        <w:rPr>
+          <w:rFonts w:ascii="맑은 고딕" w:hAnsi="맑은 고딕" w:eastAsia="맑은 고딕"/>
+          <w:sz w:val="21"/>
+        </w:rPr>
+        <w:t xml:space="preserve"> 이다. 이제 그 인스턴스에 서비스가 없으므로 -force 없이도 통과한다. force 가 필요하다면 순서가 틀린 것이다.</w:t>
       </w:r>
     </w:p>
     <w:p>
@@ -824,7 +866,21 @@
           <w:rFonts w:ascii="맑은 고딕" w:hAnsi="맑은 고딕" w:eastAsia="맑은 고딕"/>
           <w:sz w:val="21"/>
         </w:rPr>
-        <w:t>1. `srvctl status service -d racdb` 로 각 서비스가 어느 인스턴스에서 도는지 본다.</w:t>
+        <w:t xml:space="preserve">1. </w:t>
+      </w:r>
+      <w:r>
+        <w:rPr>
+          <w:rFonts w:ascii="Consolas" w:hAnsi="Consolas" w:eastAsia="Consolas" w:cs="Consolas"/>
+          <w:sz w:val="20"/>
+        </w:rPr>
+        <w:t xml:space="preserve">srvctl status service -d racdb</w:t>
+      </w:r>
+      <w:r>
+        <w:rPr>
+          <w:rFonts w:ascii="맑은 고딕" w:hAnsi="맑은 고딕" w:eastAsia="맑은 고딕"/>
+          <w:sz w:val="21"/>
+        </w:rPr>
+        <w:t xml:space="preserve"> 로 각 서비스가 어느 인스턴스에서 도는지 본다.</w:t>
       </w:r>
     </w:p>
     <w:p>
@@ -833,7 +889,21 @@
           <w:rFonts w:ascii="맑은 고딕" w:hAnsi="맑은 고딕" w:eastAsia="맑은 고딕"/>
           <w:sz w:val="21"/>
         </w:rPr>
-        <w:t>2. `srvctl config service -d racdb -s &lt;서비스&gt; | grep Preferred` 로 원래 있어야 할 곳을 본다.</w:t>
+        <w:t xml:space="preserve">2. </w:t>
+      </w:r>
+      <w:r>
+        <w:rPr>
+          <w:rFonts w:ascii="Consolas" w:hAnsi="Consolas" w:eastAsia="Consolas" w:cs="Consolas"/>
+          <w:sz w:val="20"/>
+        </w:rPr>
+        <w:t xml:space="preserve">srvctl config service -d racdb -s &lt;서비스&gt; | grep Preferred</w:t>
+      </w:r>
+      <w:r>
+        <w:rPr>
+          <w:rFonts w:ascii="맑은 고딕" w:hAnsi="맑은 고딕" w:eastAsia="맑은 고딕"/>
+          <w:sz w:val="21"/>
+        </w:rPr>
+        <w:t xml:space="preserve"> 로 원래 있어야 할 곳을 본다.</w:t>
       </w:r>
     </w:p>
     <w:p>
@@ -851,7 +921,21 @@
           <w:rFonts w:ascii="맑은 고딕" w:hAnsi="맑은 고딕" w:eastAsia="맑은 고딕"/>
           <w:sz w:val="21"/>
         </w:rPr>
-        <w:t>4. `srvctl status database -d racdb -v` 로도 같은 것을 한 번에 볼 수 있다. 한 인스턴스에 "with online services" 가 몰려 있으면 확실하다.</w:t>
+        <w:t xml:space="preserve">4. </w:t>
+      </w:r>
+      <w:r>
+        <w:rPr>
+          <w:rFonts w:ascii="Consolas" w:hAnsi="Consolas" w:eastAsia="Consolas" w:cs="Consolas"/>
+          <w:sz w:val="20"/>
+        </w:rPr>
+        <w:t xml:space="preserve">srvctl status database -d racdb -v</w:t>
+      </w:r>
+      <w:r>
+        <w:rPr>
+          <w:rFonts w:ascii="맑은 고딕" w:hAnsi="맑은 고딕" w:eastAsia="맑은 고딕"/>
+          <w:sz w:val="21"/>
+        </w:rPr>
+        <w:t xml:space="preserve"> 로도 같은 것을 한 번에 볼 수 있다. 한 인스턴스에 "with online services" 가 몰려 있으면 확실하다.</w:t>
       </w:r>
     </w:p>
     <w:p>
@@ -869,7 +953,21 @@
           <w:rFonts w:ascii="맑은 고딕" w:hAnsi="맑은 고딕" w:eastAsia="맑은 고딕"/>
           <w:sz w:val="21"/>
         </w:rPr>
-        <w:t>조치는 `srvctl relocate service` 로 되돌리는 것이다. 1.7 초면 된다.</w:t>
+        <w:t xml:space="preserve">조치는 </w:t>
+      </w:r>
+      <w:r>
+        <w:rPr>
+          <w:rFonts w:ascii="Consolas" w:hAnsi="Consolas" w:eastAsia="Consolas" w:cs="Consolas"/>
+          <w:sz w:val="20"/>
+        </w:rPr>
+        <w:t xml:space="preserve">srvctl relocate service</w:t>
+      </w:r>
+      <w:r>
+        <w:rPr>
+          <w:rFonts w:ascii="맑은 고딕" w:hAnsi="맑은 고딕" w:eastAsia="맑은 고딕"/>
+          <w:sz w:val="21"/>
+        </w:rPr>
+        <w:t xml:space="preserve"> 로 되돌리는 것이다. 1.7 초면 된다.</w:t>
       </w:r>
     </w:p>
     <w:p>
@@ -929,10 +1027,17 @@
     <w:p>
       <w:r>
         <w:rPr>
-          <w:rFonts w:ascii="맑은 고딕" w:hAnsi="맑은 고딕" w:eastAsia="맑은 고딕"/>
-          <w:sz w:val="21"/>
-        </w:rPr>
-        <w:t>`select inst_id, service_name, count(*) from gv$session where type='USER' group by inst_id, service_name order by 1,2` 로 인스턴스별·서비스별 세션 수를 본다. SYS$USERS 가 대부분이면 확정이다.</w:t>
+          <w:rFonts w:ascii="Consolas" w:hAnsi="Consolas" w:eastAsia="Consolas" w:cs="Consolas"/>
+          <w:sz w:val="20"/>
+        </w:rPr>
+        <w:t xml:space="preserve">select inst_id, service_name, count(*) from gv$session where type='USER' group by inst_id, service_name order by 1,2</w:t>
+      </w:r>
+      <w:r>
+        <w:rPr>
+          <w:rFonts w:ascii="맑은 고딕" w:hAnsi="맑은 고딕" w:eastAsia="맑은 고딕"/>
+          <w:sz w:val="21"/>
+        </w:rPr>
+        <w:t xml:space="preserve"> 로 인스턴스별·서비스별 세션 수를 본다. SYS$USERS 가 대부분이면 확정이다.</w:t>
       </w:r>
     </w:p>
     <w:p>
@@ -941,7 +1046,21 @@
           <w:rFonts w:ascii="맑은 고딕" w:hAnsi="맑은 고딕" w:eastAsia="맑은 고딕"/>
           <w:sz w:val="21"/>
         </w:rPr>
-        <w:t>어떤 클라이언트인지 좁히려면 `select machine, program, count(*) from gv$session where service_name='SYS$USERS' group by machine, program` 을 함께 본다. 접속해 오는 호스트와 프로그램이 드러난다.</w:t>
+        <w:t xml:space="preserve">어떤 클라이언트인지 좁히려면 </w:t>
+      </w:r>
+      <w:r>
+        <w:rPr>
+          <w:rFonts w:ascii="Consolas" w:hAnsi="Consolas" w:eastAsia="Consolas" w:cs="Consolas"/>
+          <w:sz w:val="20"/>
+        </w:rPr>
+        <w:t xml:space="preserve">select machine, program, count(*) from gv$session where service_name='SYS$USERS' group by machine, program</w:t>
+      </w:r>
+      <w:r>
+        <w:rPr>
+          <w:rFonts w:ascii="맑은 고딕" w:hAnsi="맑은 고딕" w:eastAsia="맑은 고딕"/>
+          <w:sz w:val="21"/>
+        </w:rPr>
+        <w:t xml:space="preserve"> 을 함께 본다. 접속해 오는 호스트와 프로그램이 드러난다.</w:t>
       </w:r>
     </w:p>
     <w:p>
@@ -950,7 +1069,35 @@
           <w:rFonts w:ascii="맑은 고딕" w:hAnsi="맑은 고딕" w:eastAsia="맑은 고딕"/>
           <w:sz w:val="21"/>
         </w:rPr>
-        <w:t>조치는 클라이언트의 접속 문자열을 고치는 것이다. `rac-scan:1521/racdb` 처럼 데이터베이스 이름을 쓰거나 SID 방식으로 접속하고 있을 것이다. 이것을 `rac-scan:1521/ch15_oltp` 처럼 서비스 이름으로 바꾼다.</w:t>
+        <w:t xml:space="preserve">조치는 클라이언트의 접속 문자열을 고치는 것이다. </w:t>
+      </w:r>
+      <w:r>
+        <w:rPr>
+          <w:rFonts w:ascii="Consolas" w:hAnsi="Consolas" w:eastAsia="Consolas" w:cs="Consolas"/>
+          <w:sz w:val="20"/>
+        </w:rPr>
+        <w:t xml:space="preserve">rac-scan:1521/racdb</w:t>
+      </w:r>
+      <w:r>
+        <w:rPr>
+          <w:rFonts w:ascii="맑은 고딕" w:hAnsi="맑은 고딕" w:eastAsia="맑은 고딕"/>
+          <w:sz w:val="21"/>
+        </w:rPr>
+        <w:t xml:space="preserve"> 처럼 데이터베이스 이름을 쓰거나 SID 방식으로 접속하고 있을 것이다. 이것을 </w:t>
+      </w:r>
+      <w:r>
+        <w:rPr>
+          <w:rFonts w:ascii="Consolas" w:hAnsi="Consolas" w:eastAsia="Consolas" w:cs="Consolas"/>
+          <w:sz w:val="20"/>
+        </w:rPr>
+        <w:t xml:space="preserve">rac-scan:1521/ch15_oltp</w:t>
+      </w:r>
+      <w:r>
+        <w:rPr>
+          <w:rFonts w:ascii="맑은 고딕" w:hAnsi="맑은 고딕" w:eastAsia="맑은 고딕"/>
+          <w:sz w:val="21"/>
+        </w:rPr>
+        <w:t xml:space="preserve"> 처럼 서비스 이름으로 바꾼다.</w:t>
       </w:r>
     </w:p>
     <w:p>
@@ -1067,7 +1214,21 @@
           <w:rFonts w:ascii="맑은 고딕" w:hAnsi="맑은 고딕" w:eastAsia="맑은 고딕"/>
           <w:sz w:val="21"/>
         </w:rPr>
-        <w:t>1. `srvctl status service -d racdb` 로 그 서비스가 도는지 본다. "is not running" 이면 첫째 후보다.</w:t>
+        <w:t xml:space="preserve">1. </w:t>
+      </w:r>
+      <w:r>
+        <w:rPr>
+          <w:rFonts w:ascii="Consolas" w:hAnsi="Consolas" w:eastAsia="Consolas" w:cs="Consolas"/>
+          <w:sz w:val="20"/>
+        </w:rPr>
+        <w:t xml:space="preserve">srvctl status service -d racdb</w:t>
+      </w:r>
+      <w:r>
+        <w:rPr>
+          <w:rFonts w:ascii="맑은 고딕" w:hAnsi="맑은 고딕" w:eastAsia="맑은 고딕"/>
+          <w:sz w:val="21"/>
+        </w:rPr>
+        <w:t xml:space="preserve"> 로 그 서비스가 도는지 본다. "is not running" 이면 첫째 후보다.</w:t>
       </w:r>
     </w:p>
     <w:p>
@@ -1076,7 +1237,21 @@
           <w:rFonts w:ascii="맑은 고딕" w:hAnsi="맑은 고딕" w:eastAsia="맑은 고딕"/>
           <w:sz w:val="21"/>
         </w:rPr>
-        <w:t>2. `srvctl config service -d racdb` 로 그런 이름의 서비스가 정의되어 있는지 본다. 목록에 없으면 셋째 후보다.</w:t>
+        <w:t xml:space="preserve">2. </w:t>
+      </w:r>
+      <w:r>
+        <w:rPr>
+          <w:rFonts w:ascii="Consolas" w:hAnsi="Consolas" w:eastAsia="Consolas" w:cs="Consolas"/>
+          <w:sz w:val="20"/>
+        </w:rPr>
+        <w:t xml:space="preserve">srvctl config service -d racdb</w:t>
+      </w:r>
+      <w:r>
+        <w:rPr>
+          <w:rFonts w:ascii="맑은 고딕" w:hAnsi="맑은 고딕" w:eastAsia="맑은 고딕"/>
+          <w:sz w:val="21"/>
+        </w:rPr>
+        <w:t xml:space="preserve"> 로 그런 이름의 서비스가 정의되어 있는지 본다. 목록에 없으면 셋째 후보다.</w:t>
       </w:r>
     </w:p>
     <w:p>
@@ -1085,7 +1260,21 @@
           <w:rFonts w:ascii="맑은 고딕" w:hAnsi="맑은 고딕" w:eastAsia="맑은 고딕"/>
           <w:sz w:val="21"/>
         </w:rPr>
-        <w:t>3. `srvctl status database -d racdb -v` 로 인스턴스가 살아 있는지 본다. 죽어 있으면 둘째 후보다.</w:t>
+        <w:t xml:space="preserve">3. </w:t>
+      </w:r>
+      <w:r>
+        <w:rPr>
+          <w:rFonts w:ascii="Consolas" w:hAnsi="Consolas" w:eastAsia="Consolas" w:cs="Consolas"/>
+          <w:sz w:val="20"/>
+        </w:rPr>
+        <w:t xml:space="preserve">srvctl status database -d racdb -v</w:t>
+      </w:r>
+      <w:r>
+        <w:rPr>
+          <w:rFonts w:ascii="맑은 고딕" w:hAnsi="맑은 고딕" w:eastAsia="맑은 고딕"/>
+          <w:sz w:val="21"/>
+        </w:rPr>
+        <w:t xml:space="preserve"> 로 인스턴스가 살아 있는지 본다. 죽어 있으면 둘째 후보다.</w:t>
       </w:r>
     </w:p>
     <w:p>
@@ -1094,7 +1283,21 @@
           <w:rFonts w:ascii="맑은 고딕" w:hAnsi="맑은 고딕" w:eastAsia="맑은 고딕"/>
           <w:sz w:val="21"/>
         </w:rPr>
-        <w:t>4. `lsnrctl status LISTENER_SCAN1` 로 SCAN 리스너에 그 서비스가 있는지 본다. 있는데 접속이 안 되면 접속 주소를 확인한다. 로컬 리스너 주소를 썼다면 넷째 후보다.</w:t>
+        <w:t xml:space="preserve">4. </w:t>
+      </w:r>
+      <w:r>
+        <w:rPr>
+          <w:rFonts w:ascii="Consolas" w:hAnsi="Consolas" w:eastAsia="Consolas" w:cs="Consolas"/>
+          <w:sz w:val="20"/>
+        </w:rPr>
+        <w:t xml:space="preserve">lsnrctl status LISTENER_SCAN1</w:t>
+      </w:r>
+      <w:r>
+        <w:rPr>
+          <w:rFonts w:ascii="맑은 고딕" w:hAnsi="맑은 고딕" w:eastAsia="맑은 고딕"/>
+          <w:sz w:val="21"/>
+        </w:rPr>
+        <w:t xml:space="preserve"> 로 SCAN 리스너에 그 서비스가 있는지 본다. 있는데 접속이 안 되면 접속 주소를 확인한다. 로컬 리스너 주소를 썼다면 넷째 후보다.</w:t>
       </w:r>
     </w:p>
     <w:p>
@@ -1103,7 +1306,21 @@
           <w:rFonts w:ascii="맑은 고딕" w:hAnsi="맑은 고딕" w:eastAsia="맑은 고딕"/>
           <w:sz w:val="21"/>
         </w:rPr>
-        <w:t>조치는 각각 다르다. 첫째는 `srvctl start service`, 둘째는 인스턴스를 올리거나 서비스를 다른 인스턴스로 옮기기, 셋째는 이름 수정, 넷째는 접속 주소를 SCAN 으로 바꾸기다.</w:t>
+        <w:t xml:space="preserve">조치는 각각 다르다. 첫째는 </w:t>
+      </w:r>
+      <w:r>
+        <w:rPr>
+          <w:rFonts w:ascii="Consolas" w:hAnsi="Consolas" w:eastAsia="Consolas" w:cs="Consolas"/>
+          <w:sz w:val="20"/>
+        </w:rPr>
+        <w:t xml:space="preserve">srvctl start service</w:t>
+      </w:r>
+      <w:r>
+        <w:rPr>
+          <w:rFonts w:ascii="맑은 고딕" w:hAnsi="맑은 고딕" w:eastAsia="맑은 고딕"/>
+          <w:sz w:val="21"/>
+        </w:rPr>
+        <w:t xml:space="preserve">, 둘째는 인스턴스를 올리거나 서비스를 다른 인스턴스로 옮기기, 셋째는 이름 수정, 넷째는 접속 주소를 SCAN 으로 바꾸기다.</w:t>
       </w:r>
     </w:p>
     <w:p>
@@ -1136,10 +1353,17 @@
     <w:p>
       <w:r>
         <w:rPr>
-          <w:rFonts w:ascii="맑은 고딕" w:hAnsi="맑은 고딕" w:eastAsia="맑은 고딕"/>
-          <w:sz w:val="21"/>
-        </w:rPr>
-        <w:t>`relocate` 가 현실만 바꾸고 정의는 바꾸지 않기 때문이다.</w:t>
+          <w:rFonts w:ascii="Consolas" w:hAnsi="Consolas" w:eastAsia="Consolas" w:cs="Consolas"/>
+          <w:sz w:val="20"/>
+        </w:rPr>
+        <w:t xml:space="preserve">relocate</w:t>
+      </w:r>
+      <w:r>
+        <w:rPr>
+          <w:rFonts w:ascii="맑은 고딕" w:hAnsi="맑은 고딕" w:eastAsia="맑은 고딕"/>
+          <w:sz w:val="21"/>
+        </w:rPr>
+        <w:t xml:space="preserve"> 가 현실만 바꾸고 정의는 바꾸지 않기 때문이다.</w:t>
       </w:r>
     </w:p>
     <w:p>
@@ -1148,7 +1372,21 @@
           <w:rFonts w:ascii="맑은 고딕" w:hAnsi="맑은 고딕" w:eastAsia="맑은 고딕"/>
           <w:sz w:val="21"/>
         </w:rPr>
-        <w:t>실측에서 확인했다. ch15_oltp 를 racdb2 로 옮긴 뒤 `srvctl config service -d racdb -s ch15_oltp` 를 보니 Preferred instances 가 여전히 racdb1 이었다.</w:t>
+        <w:t xml:space="preserve">실측에서 확인했다. ch15_oltp 를 racdb2 로 옮긴 뒤 </w:t>
+      </w:r>
+      <w:r>
+        <w:rPr>
+          <w:rFonts w:ascii="Consolas" w:hAnsi="Consolas" w:eastAsia="Consolas" w:cs="Consolas"/>
+          <w:sz w:val="20"/>
+        </w:rPr>
+        <w:t xml:space="preserve">srvctl config service -d racdb -s ch15_oltp</w:t>
+      </w:r>
+      <w:r>
+        <w:rPr>
+          <w:rFonts w:ascii="맑은 고딕" w:hAnsi="맑은 고딕" w:eastAsia="맑은 고딕"/>
+          <w:sz w:val="21"/>
+        </w:rPr>
+        <w:t xml:space="preserve"> 를 보니 Preferred instances 가 여전히 racdb1 이었다.</w:t>
       </w:r>
     </w:p>
     <w:p>
@@ -1184,7 +1422,21 @@
           <w:rFonts w:ascii="맑은 고딕" w:hAnsi="맑은 고딕" w:eastAsia="맑은 고딕"/>
           <w:sz w:val="21"/>
         </w:rPr>
-        <w:t>영구히 바꾸려면 `srvctl modify service -d racdb -s ch15_oltp -preferred racdb2 -available racdb1` 로 정의를 다시 지정한다.</w:t>
+        <w:t xml:space="preserve">영구히 바꾸려면 </w:t>
+      </w:r>
+      <w:r>
+        <w:rPr>
+          <w:rFonts w:ascii="Consolas" w:hAnsi="Consolas" w:eastAsia="Consolas" w:cs="Consolas"/>
+          <w:sz w:val="20"/>
+        </w:rPr>
+        <w:t xml:space="preserve">srvctl modify service -d racdb -s ch15_oltp -preferred racdb2 -available racdb1</w:t>
+      </w:r>
+      <w:r>
+        <w:rPr>
+          <w:rFonts w:ascii="맑은 고딕" w:hAnsi="맑은 고딕" w:eastAsia="맑은 고딕"/>
+          <w:sz w:val="21"/>
+        </w:rPr>
+        <w:t xml:space="preserve"> 로 정의를 다시 지정한다.</w:t>
       </w:r>
     </w:p>
     <w:p>
@@ -1193,7 +1445,21 @@
           <w:rFonts w:ascii="맑은 고딕" w:hAnsi="맑은 고딕" w:eastAsia="맑은 고딕"/>
           <w:sz w:val="21"/>
         </w:rPr>
-        <w:t>재확인은 `srvctl config service` 로 Preferred 가 바뀌었는지 보고, 실제로 데이터베이스를 재기동한 뒤 그 자리에 뜨는지 확인하는 것이다.</w:t>
+        <w:t xml:space="preserve">재확인은 </w:t>
+      </w:r>
+      <w:r>
+        <w:rPr>
+          <w:rFonts w:ascii="Consolas" w:hAnsi="Consolas" w:eastAsia="Consolas" w:cs="Consolas"/>
+          <w:sz w:val="20"/>
+        </w:rPr>
+        <w:t xml:space="preserve">srvctl config service</w:t>
+      </w:r>
+      <w:r>
+        <w:rPr>
+          <w:rFonts w:ascii="맑은 고딕" w:hAnsi="맑은 고딕" w:eastAsia="맑은 고딕"/>
+          <w:sz w:val="21"/>
+        </w:rPr>
+        <w:t xml:space="preserve"> 로 Preferred 가 바뀌었는지 보고, 실제로 데이터베이스를 재기동한 뒤 그 자리에 뜨는지 확인하는 것이다.</w:t>
       </w:r>
     </w:p>
     <w:p>
@@ -1247,7 +1513,35 @@
           <w:rFonts w:ascii="맑은 고딕" w:hAnsi="맑은 고딕" w:eastAsia="맑은 고딕"/>
           <w:sz w:val="21"/>
         </w:rPr>
-        <w:t>확인은 `srvctl status database -d racdb -v` 또는 `srvctl config database -d racdb | grep instances` 로 실제 인스턴스 이름을 보는 것이다. 이 랩에서는 racdb1,racdb2 가 나온다.</w:t>
+        <w:t xml:space="preserve">확인은 </w:t>
+      </w:r>
+      <w:r>
+        <w:rPr>
+          <w:rFonts w:ascii="Consolas" w:hAnsi="Consolas" w:eastAsia="Consolas" w:cs="Consolas"/>
+          <w:sz w:val="20"/>
+        </w:rPr>
+        <w:t xml:space="preserve">srvctl status database -d racdb -v</w:t>
+      </w:r>
+      <w:r>
+        <w:rPr>
+          <w:rFonts w:ascii="맑은 고딕" w:hAnsi="맑은 고딕" w:eastAsia="맑은 고딕"/>
+          <w:sz w:val="21"/>
+        </w:rPr>
+        <w:t xml:space="preserve"> 또는 </w:t>
+      </w:r>
+      <w:r>
+        <w:rPr>
+          <w:rFonts w:ascii="Consolas" w:hAnsi="Consolas" w:eastAsia="Consolas" w:cs="Consolas"/>
+          <w:sz w:val="20"/>
+        </w:rPr>
+        <w:t xml:space="preserve">srvctl config database -d racdb | grep instances</w:t>
+      </w:r>
+      <w:r>
+        <w:rPr>
+          <w:rFonts w:ascii="맑은 고딕" w:hAnsi="맑은 고딕" w:eastAsia="맑은 고딕"/>
+          <w:sz w:val="21"/>
+        </w:rPr>
+        <w:t xml:space="preserve"> 로 실제 인스턴스 이름을 보는 것이다. 이 랩에서는 racdb1,racdb2 가 나온다.</w:t>
       </w:r>
     </w:p>
     <w:p>
@@ -1265,7 +1559,21 @@
           <w:rFonts w:ascii="맑은 고딕" w:hAnsi="맑은 고딕" w:eastAsia="맑은 고딕"/>
           <w:sz w:val="21"/>
         </w:rPr>
-        <w:t>재확인은 `srvctl config service -d racdb -s new_svc` 로 서비스가 만들어졌고 선호·가용이 의도한 대로인지 보는 것이다.</w:t>
+        <w:t xml:space="preserve">재확인은 </w:t>
+      </w:r>
+      <w:r>
+        <w:rPr>
+          <w:rFonts w:ascii="Consolas" w:hAnsi="Consolas" w:eastAsia="Consolas" w:cs="Consolas"/>
+          <w:sz w:val="20"/>
+        </w:rPr>
+        <w:t xml:space="preserve">srvctl config service -d racdb -s new_svc</w:t>
+      </w:r>
+      <w:r>
+        <w:rPr>
+          <w:rFonts w:ascii="맑은 고딕" w:hAnsi="맑은 고딕" w:eastAsia="맑은 고딕"/>
+          <w:sz w:val="21"/>
+        </w:rPr>
+        <w:t xml:space="preserve"> 로 서비스가 만들어졌고 선호·가용이 의도한 대로인지 보는 것이다.</w:t>
       </w:r>
     </w:p>
     <w:p>
@@ -1309,7 +1617,21 @@
           <w:rFonts w:ascii="맑은 고딕" w:hAnsi="맑은 고딕" w:eastAsia="맑은 고딕"/>
           <w:sz w:val="21"/>
         </w:rPr>
-        <w:t>1. 정의 확인. `srvctl config service -d racdb -s &lt;서비스&gt;` 로 Preferred 와 Available 이 의도한 대로인지 본다. Cardinality 와 Management policy 도 함께 확인한다.</w:t>
+        <w:t xml:space="preserve">1. 정의 확인. </w:t>
+      </w:r>
+      <w:r>
+        <w:rPr>
+          <w:rFonts w:ascii="Consolas" w:hAnsi="Consolas" w:eastAsia="Consolas" w:cs="Consolas"/>
+          <w:sz w:val="20"/>
+        </w:rPr>
+        <w:t xml:space="preserve">srvctl config service -d racdb -s &lt;서비스&gt;</w:t>
+      </w:r>
+      <w:r>
+        <w:rPr>
+          <w:rFonts w:ascii="맑은 고딕" w:hAnsi="맑은 고딕" w:eastAsia="맑은 고딕"/>
+          <w:sz w:val="21"/>
+        </w:rPr>
+        <w:t xml:space="preserve"> 로 Preferred 와 Available 이 의도한 대로인지 본다. Cardinality 와 Management policy 도 함께 확인한다.</w:t>
       </w:r>
     </w:p>
     <w:p>
@@ -1318,7 +1640,21 @@
           <w:rFonts w:ascii="맑은 고딕" w:hAnsi="맑은 고딕" w:eastAsia="맑은 고딕"/>
           <w:sz w:val="21"/>
         </w:rPr>
-        <w:t>2. 상태 확인. `srvctl status service -d racdb` 로 도는지, 어느 인스턴스에서 도는지 본다. 선호 인스턴스에 있으면 정상이다.</w:t>
+        <w:t xml:space="preserve">2. 상태 확인. </w:t>
+      </w:r>
+      <w:r>
+        <w:rPr>
+          <w:rFonts w:ascii="Consolas" w:hAnsi="Consolas" w:eastAsia="Consolas" w:cs="Consolas"/>
+          <w:sz w:val="20"/>
+        </w:rPr>
+        <w:t xml:space="preserve">srvctl status service -d racdb</w:t>
+      </w:r>
+      <w:r>
+        <w:rPr>
+          <w:rFonts w:ascii="맑은 고딕" w:hAnsi="맑은 고딕" w:eastAsia="맑은 고딕"/>
+          <w:sz w:val="21"/>
+        </w:rPr>
+        <w:t xml:space="preserve"> 로 도는지, 어느 인스턴스에서 도는지 본다. 선호 인스턴스에 있으면 정상이다.</w:t>
       </w:r>
     </w:p>
     <w:p>
@@ -1327,7 +1663,21 @@
           <w:rFonts w:ascii="맑은 고딕" w:hAnsi="맑은 고딕" w:eastAsia="맑은 고딕"/>
           <w:sz w:val="21"/>
         </w:rPr>
-        <w:t>3. CRS 자원 확인. `crsctl stat res ora.racdb.&lt;서비스&gt;.svc -t` 로 TARGET 과 STATE 가 모두 ONLINE 인지 본다. 자원 개수도 예상대로 늘었는지 세어 둔다.</w:t>
+        <w:t xml:space="preserve">3. CRS 자원 확인. </w:t>
+      </w:r>
+      <w:r>
+        <w:rPr>
+          <w:rFonts w:ascii="Consolas" w:hAnsi="Consolas" w:eastAsia="Consolas" w:cs="Consolas"/>
+          <w:sz w:val="20"/>
+        </w:rPr>
+        <w:t xml:space="preserve">crsctl stat res ora.racdb.&lt;서비스&gt;.svc -t</w:t>
+      </w:r>
+      <w:r>
+        <w:rPr>
+          <w:rFonts w:ascii="맑은 고딕" w:hAnsi="맑은 고딕" w:eastAsia="맑은 고딕"/>
+          <w:sz w:val="21"/>
+        </w:rPr>
+        <w:t xml:space="preserve"> 로 TARGET 과 STATE 가 모두 ONLINE 인지 본다. 자원 개수도 예상대로 늘었는지 세어 둔다.</w:t>
       </w:r>
     </w:p>
     <w:p>
@@ -1336,7 +1686,21 @@
           <w:rFonts w:ascii="맑은 고딕" w:hAnsi="맑은 고딕" w:eastAsia="맑은 고딕"/>
           <w:sz w:val="21"/>
         </w:rPr>
-        <w:t>4. 인스턴스 쪽 확인. `select inst_id, name from gv$active_services where name like '&lt;서비스&gt;%'` 로 조회한다. srvctl 이 아는 것과 인스턴스가 아는 것이 일치해야 한다.</w:t>
+        <w:t xml:space="preserve">4. 인스턴스 쪽 확인. </w:t>
+      </w:r>
+      <w:r>
+        <w:rPr>
+          <w:rFonts w:ascii="Consolas" w:hAnsi="Consolas" w:eastAsia="Consolas" w:cs="Consolas"/>
+          <w:sz w:val="20"/>
+        </w:rPr>
+        <w:t xml:space="preserve">select inst_id, name from gv$active_services where name like '&lt;서비스&gt;%'</w:t>
+      </w:r>
+      <w:r>
+        <w:rPr>
+          <w:rFonts w:ascii="맑은 고딕" w:hAnsi="맑은 고딕" w:eastAsia="맑은 고딕"/>
+          <w:sz w:val="21"/>
+        </w:rPr>
+        <w:t xml:space="preserve"> 로 조회한다. srvctl 이 아는 것과 인스턴스가 아는 것이 일치해야 한다.</w:t>
       </w:r>
     </w:p>
     <w:p>
@@ -1345,7 +1709,21 @@
           <w:rFonts w:ascii="맑은 고딕" w:hAnsi="맑은 고딕" w:eastAsia="맑은 고딕"/>
           <w:sz w:val="21"/>
         </w:rPr>
-        <w:t>5. 리스너 확인. `lsnrctl status LISTENER_SCAN1 | grep -A3 '&lt;서비스&gt;'` 로 등록되었는지 본다. has N instance(s) 의 N 이 Cardinality 와 맞아야 한다.</w:t>
+        <w:t xml:space="preserve">5. 리스너 확인. </w:t>
+      </w:r>
+      <w:r>
+        <w:rPr>
+          <w:rFonts w:ascii="Consolas" w:hAnsi="Consolas" w:eastAsia="Consolas" w:cs="Consolas"/>
+          <w:sz w:val="20"/>
+        </w:rPr>
+        <w:t xml:space="preserve">lsnrctl status LISTENER_SCAN1 | grep -A3 '&lt;서비스&gt;'</w:t>
+      </w:r>
+      <w:r>
+        <w:rPr>
+          <w:rFonts w:ascii="맑은 고딕" w:hAnsi="맑은 고딕" w:eastAsia="맑은 고딕"/>
+          <w:sz w:val="21"/>
+        </w:rPr>
+        <w:t xml:space="preserve"> 로 등록되었는지 본다. has N instance(s) 의 N 이 Cardinality 와 맞아야 한다.</w:t>
       </w:r>
     </w:p>
     <w:p>
@@ -1390,7 +1768,21 @@
           <w:rFonts w:ascii="맑은 고딕" w:hAnsi="맑은 고딕" w:eastAsia="맑은 고딕"/>
           <w:sz w:val="21"/>
         </w:rPr>
-        <w:t>1. 접속 주소를 SCAN 으로 정한다. `rac-scan:1521/&lt;서비스이름&gt;` 형식이다.</w:t>
+        <w:t xml:space="preserve">1. 접속 주소를 SCAN 으로 정한다. </w:t>
+      </w:r>
+      <w:r>
+        <w:rPr>
+          <w:rFonts w:ascii="Consolas" w:hAnsi="Consolas" w:eastAsia="Consolas" w:cs="Consolas"/>
+          <w:sz w:val="20"/>
+        </w:rPr>
+        <w:t xml:space="preserve">rac-scan:1521/&lt;서비스이름&gt;</w:t>
+      </w:r>
+      <w:r>
+        <w:rPr>
+          <w:rFonts w:ascii="맑은 고딕" w:hAnsi="맑은 고딕" w:eastAsia="맑은 고딕"/>
+          <w:sz w:val="21"/>
+        </w:rPr>
+        <w:t xml:space="preserve"> 형식이다.</w:t>
       </w:r>
     </w:p>
     <w:p>
@@ -1405,10 +1797,10 @@
     <w:p>
       <w:r>
         <w:rPr>
-          <w:rFonts w:ascii="맑은 고딕" w:hAnsi="맑은 고딕" w:eastAsia="맑은 고딕"/>
-          <w:sz w:val="21"/>
-        </w:rPr>
-        <w:t>`for i in $(seq 10); do sqlplus -s &lt;계정&gt;@rac-scan:1521/&lt;서비스&gt; &lt;&lt;EOS ... select instance_name from v$instance; ... EOS done | sort | uniq -c`</w:t>
+          <w:rFonts w:ascii="Consolas" w:hAnsi="Consolas" w:eastAsia="Consolas" w:cs="Consolas"/>
+          <w:sz w:val="20"/>
+        </w:rPr>
+        <w:t xml:space="preserve">for i in $(seq 10); do sqlplus -s &lt;계정&gt;@rac-scan:1521/&lt;서비스&gt; &lt;&lt;EOS ... select instance_name from v$instance; ... EOS done | sort | uniq -c</w:t>
       </w:r>
     </w:p>
     <w:p>
@@ -1489,7 +1881,21 @@
           <w:rFonts w:ascii="맑은 고딕" w:hAnsi="맑은 고딕" w:eastAsia="맑은 고딕"/>
           <w:sz w:val="21"/>
         </w:rPr>
-        <w:t>1. 사전 확인. `srvctl status database -d racdb -v` 로 어느 인스턴스에 어떤 서비스가 있는지 본다. 내릴 노드에 어떤 서비스가 있는지 파악하는 것이 출발점이다.</w:t>
+        <w:t xml:space="preserve">1. 사전 확인. </w:t>
+      </w:r>
+      <w:r>
+        <w:rPr>
+          <w:rFonts w:ascii="Consolas" w:hAnsi="Consolas" w:eastAsia="Consolas" w:cs="Consolas"/>
+          <w:sz w:val="20"/>
+        </w:rPr>
+        <w:t xml:space="preserve">srvctl status database -d racdb -v</w:t>
+      </w:r>
+      <w:r>
+        <w:rPr>
+          <w:rFonts w:ascii="맑은 고딕" w:hAnsi="맑은 고딕" w:eastAsia="맑은 고딕"/>
+          <w:sz w:val="21"/>
+        </w:rPr>
+        <w:t xml:space="preserve"> 로 어느 인스턴스에 어떤 서비스가 있는지 본다. 내릴 노드에 어떤 서비스가 있는지 파악하는 것이 출발점이다.</w:t>
       </w:r>
     </w:p>
     <w:p>
@@ -1507,7 +1913,21 @@
           <w:rFonts w:ascii="맑은 고딕" w:hAnsi="맑은 고딕" w:eastAsia="맑은 고딕"/>
           <w:sz w:val="21"/>
         </w:rPr>
-        <w:t>2. 서비스 이동. 그 인스턴스의 서비스를 모두 다른 인스턴스로 옮긴다. `srvctl relocate service -d racdb -s &lt;서비스&gt; -oldinst racdb1 -newinst racdb2` 이며 서비스마다 실행한다. 2 초씩 걸린다.</w:t>
+        <w:t xml:space="preserve">2. 서비스 이동. 그 인스턴스의 서비스를 모두 다른 인스턴스로 옮긴다. </w:t>
+      </w:r>
+      <w:r>
+        <w:rPr>
+          <w:rFonts w:ascii="Consolas" w:hAnsi="Consolas" w:eastAsia="Consolas" w:cs="Consolas"/>
+          <w:sz w:val="20"/>
+        </w:rPr>
+        <w:t xml:space="preserve">srvctl relocate service -d racdb -s &lt;서비스&gt; -oldinst racdb1 -newinst racdb2</w:t>
+      </w:r>
+      <w:r>
+        <w:rPr>
+          <w:rFonts w:ascii="맑은 고딕" w:hAnsi="맑은 고딕" w:eastAsia="맑은 고딕"/>
+          <w:sz w:val="21"/>
+        </w:rPr>
+        <w:t xml:space="preserve"> 이며 서비스마다 실행한다. 2 초씩 걸린다.</w:t>
       </w:r>
     </w:p>
     <w:p>
@@ -1516,7 +1936,21 @@
           <w:rFonts w:ascii="맑은 고딕" w:hAnsi="맑은 고딕" w:eastAsia="맑은 고딕"/>
           <w:sz w:val="21"/>
         </w:rPr>
-        <w:t>확인할 것: `srvctl status service -d racdb` 로 모두 옮겨졌는지. 빠뜨리면 그 서비스가 3 단계에서 정지된다.</w:t>
+        <w:t xml:space="preserve">확인할 것: </w:t>
+      </w:r>
+      <w:r>
+        <w:rPr>
+          <w:rFonts w:ascii="Consolas" w:hAnsi="Consolas" w:eastAsia="Consolas" w:cs="Consolas"/>
+          <w:sz w:val="20"/>
+        </w:rPr>
+        <w:t xml:space="preserve">srvctl status service -d racdb</w:t>
+      </w:r>
+      <w:r>
+        <w:rPr>
+          <w:rFonts w:ascii="맑은 고딕" w:hAnsi="맑은 고딕" w:eastAsia="맑은 고딕"/>
+          <w:sz w:val="21"/>
+        </w:rPr>
+        <w:t xml:space="preserve"> 로 모두 옮겨졌는지. 빠뜨리면 그 서비스가 3 단계에서 정지된다.</w:t>
       </w:r>
     </w:p>
     <w:p>
@@ -1534,7 +1968,21 @@
           <w:rFonts w:ascii="맑은 고딕" w:hAnsi="맑은 고딕" w:eastAsia="맑은 고딕"/>
           <w:sz w:val="21"/>
         </w:rPr>
-        <w:t>확인할 것: `select inst_id, count(*) from gv$session where type='USER' group by inst_id` 로 그 인스턴스의 세션이 줄어드는지. 빠뜨리면 4 단계에서 세션이 강제로 끊긴다.</w:t>
+        <w:t xml:space="preserve">확인할 것: </w:t>
+      </w:r>
+      <w:r>
+        <w:rPr>
+          <w:rFonts w:ascii="Consolas" w:hAnsi="Consolas" w:eastAsia="Consolas" w:cs="Consolas"/>
+          <w:sz w:val="20"/>
+        </w:rPr>
+        <w:t xml:space="preserve">select inst_id, count(*) from gv$session where type='USER' group by inst_id</w:t>
+      </w:r>
+      <w:r>
+        <w:rPr>
+          <w:rFonts w:ascii="맑은 고딕" w:hAnsi="맑은 고딕" w:eastAsia="맑은 고딕"/>
+          <w:sz w:val="21"/>
+        </w:rPr>
+        <w:t xml:space="preserve"> 로 그 인스턴스의 세션이 줄어드는지. 빠뜨리면 4 단계에서 세션이 강제로 끊긴다.</w:t>
       </w:r>
     </w:p>
     <w:p>
@@ -1543,7 +1991,21 @@
           <w:rFonts w:ascii="맑은 고딕" w:hAnsi="맑은 고딕" w:eastAsia="맑은 고딕"/>
           <w:sz w:val="21"/>
         </w:rPr>
-        <w:t>4. 인스턴스 정지. `srvctl stop instance -d racdb -i racdb1` 이다. -force 없이 통과해야 한다.</w:t>
+        <w:t xml:space="preserve">4. 인스턴스 정지. </w:t>
+      </w:r>
+      <w:r>
+        <w:rPr>
+          <w:rFonts w:ascii="Consolas" w:hAnsi="Consolas" w:eastAsia="Consolas" w:cs="Consolas"/>
+          <w:sz w:val="20"/>
+        </w:rPr>
+        <w:t xml:space="preserve">srvctl stop instance -d racdb -i racdb1</w:t>
+      </w:r>
+      <w:r>
+        <w:rPr>
+          <w:rFonts w:ascii="맑은 고딕" w:hAnsi="맑은 고딕" w:eastAsia="맑은 고딕"/>
+          <w:sz w:val="21"/>
+        </w:rPr>
+        <w:t xml:space="preserve"> 이다. -force 없이 통과해야 한다.</w:t>
       </w:r>
     </w:p>
     <w:p>
@@ -1570,7 +2032,21 @@
           <w:rFonts w:ascii="맑은 고딕" w:hAnsi="맑은 고딕" w:eastAsia="맑은 고딕"/>
           <w:sz w:val="21"/>
         </w:rPr>
-        <w:t>6. 인스턴스 기동. `srvctl start instance -d racdb -i racdb1` 이다.</w:t>
+        <w:t xml:space="preserve">6. 인스턴스 기동. </w:t>
+      </w:r>
+      <w:r>
+        <w:rPr>
+          <w:rFonts w:ascii="Consolas" w:hAnsi="Consolas" w:eastAsia="Consolas" w:cs="Consolas"/>
+          <w:sz w:val="20"/>
+        </w:rPr>
+        <w:t xml:space="preserve">srvctl start instance -d racdb -i racdb1</w:t>
+      </w:r>
+      <w:r>
+        <w:rPr>
+          <w:rFonts w:ascii="맑은 고딕" w:hAnsi="맑은 고딕" w:eastAsia="맑은 고딕"/>
+          <w:sz w:val="21"/>
+        </w:rPr>
+        <w:t xml:space="preserve"> 이다.</w:t>
       </w:r>
     </w:p>
     <w:p>
@@ -1579,7 +2055,21 @@
           <w:rFonts w:ascii="맑은 고딕" w:hAnsi="맑은 고딕" w:eastAsia="맑은 고딕"/>
           <w:sz w:val="21"/>
         </w:rPr>
-        <w:t>확인할 것: `srvctl status database -d racdb -v` 로 Open 인지. 부하가 높으면 오래 걸린다. 실습에서 loadavg 7.68 일 때 122.9 초 걸렸다.</w:t>
+        <w:t xml:space="preserve">확인할 것: </w:t>
+      </w:r>
+      <w:r>
+        <w:rPr>
+          <w:rFonts w:ascii="Consolas" w:hAnsi="Consolas" w:eastAsia="Consolas" w:cs="Consolas"/>
+          <w:sz w:val="20"/>
+        </w:rPr>
+        <w:t xml:space="preserve">srvctl status database -d racdb -v</w:t>
+      </w:r>
+      <w:r>
+        <w:rPr>
+          <w:rFonts w:ascii="맑은 고딕" w:hAnsi="맑은 고딕" w:eastAsia="맑은 고딕"/>
+          <w:sz w:val="21"/>
+        </w:rPr>
+        <w:t xml:space="preserve"> 로 Open 인지. 부하가 높으면 오래 걸린다. 실습에서 loadavg 7.68 일 때 122.9 초 걸렸다.</w:t>
       </w:r>
     </w:p>
     <w:p>
@@ -1633,7 +2123,21 @@
           <w:rFonts w:ascii="맑은 고딕" w:hAnsi="맑은 고딕" w:eastAsia="맑은 고딕"/>
           <w:sz w:val="21"/>
         </w:rPr>
-        <w:t>1. 현재 배치 확인. `srvctl status service -d racdb` 로 각 서비스가 어느 인스턴스에서 도는지 본다.</w:t>
+        <w:t xml:space="preserve">1. 현재 배치 확인. </w:t>
+      </w:r>
+      <w:r>
+        <w:rPr>
+          <w:rFonts w:ascii="Consolas" w:hAnsi="Consolas" w:eastAsia="Consolas" w:cs="Consolas"/>
+          <w:sz w:val="20"/>
+        </w:rPr>
+        <w:t xml:space="preserve">srvctl status service -d racdb</w:t>
+      </w:r>
+      <w:r>
+        <w:rPr>
+          <w:rFonts w:ascii="맑은 고딕" w:hAnsi="맑은 고딕" w:eastAsia="맑은 고딕"/>
+          <w:sz w:val="21"/>
+        </w:rPr>
+        <w:t xml:space="preserve"> 로 각 서비스가 어느 인스턴스에서 도는지 본다.</w:t>
       </w:r>
     </w:p>
     <w:p>
@@ -1642,7 +2146,35 @@
           <w:rFonts w:ascii="맑은 고딕" w:hAnsi="맑은 고딕" w:eastAsia="맑은 고딕"/>
           <w:sz w:val="21"/>
         </w:rPr>
-        <w:t>2. 정의 확인. `srvctl config service -d racdb` 로 각 서비스의 Preferred instances 를 본다. 서비스가 여럿이면 `srvctl config service -d racdb | egrep 'Service name|Preferred'` 로 추린다.</w:t>
+        <w:t xml:space="preserve">2. 정의 확인. </w:t>
+      </w:r>
+      <w:r>
+        <w:rPr>
+          <w:rFonts w:ascii="Consolas" w:hAnsi="Consolas" w:eastAsia="Consolas" w:cs="Consolas"/>
+          <w:sz w:val="20"/>
+        </w:rPr>
+        <w:t xml:space="preserve">srvctl config service -d racdb</w:t>
+      </w:r>
+      <w:r>
+        <w:rPr>
+          <w:rFonts w:ascii="맑은 고딕" w:hAnsi="맑은 고딕" w:eastAsia="맑은 고딕"/>
+          <w:sz w:val="21"/>
+        </w:rPr>
+        <w:t xml:space="preserve"> 로 각 서비스의 Preferred instances 를 본다. 서비스가 여럿이면 </w:t>
+      </w:r>
+      <w:r>
+        <w:rPr>
+          <w:rFonts w:ascii="Consolas" w:hAnsi="Consolas" w:eastAsia="Consolas" w:cs="Consolas"/>
+          <w:sz w:val="20"/>
+        </w:rPr>
+        <w:t xml:space="preserve">srvctl config service -d racdb | egrep 'Service name|Preferred'</w:t>
+      </w:r>
+      <w:r>
+        <w:rPr>
+          <w:rFonts w:ascii="맑은 고딕" w:hAnsi="맑은 고딕" w:eastAsia="맑은 고딕"/>
+          <w:sz w:val="21"/>
+        </w:rPr>
+        <w:t xml:space="preserve"> 로 추린다.</w:t>
       </w:r>
     </w:p>
     <w:p>
@@ -1660,7 +2192,21 @@
           <w:rFonts w:ascii="맑은 고딕" w:hAnsi="맑은 고딕" w:eastAsia="맑은 고딕"/>
           <w:sz w:val="21"/>
         </w:rPr>
-        <w:t>4. 인스턴스 상태 확인. `srvctl status database -d racdb -v` 로 모든 인스턴스가 Open 인지 본다. 선호 인스턴스가 죽어 있다면 옮겨 가 있는 것이 정상이므로 그것부터 해결한다.</w:t>
+        <w:t xml:space="preserve">4. 인스턴스 상태 확인. </w:t>
+      </w:r>
+      <w:r>
+        <w:rPr>
+          <w:rFonts w:ascii="Consolas" w:hAnsi="Consolas" w:eastAsia="Consolas" w:cs="Consolas"/>
+          <w:sz w:val="20"/>
+        </w:rPr>
+        <w:t xml:space="preserve">srvctl status database -d racdb -v</w:t>
+      </w:r>
+      <w:r>
+        <w:rPr>
+          <w:rFonts w:ascii="맑은 고딕" w:hAnsi="맑은 고딕" w:eastAsia="맑은 고딕"/>
+          <w:sz w:val="21"/>
+        </w:rPr>
+        <w:t xml:space="preserve"> 로 모든 인스턴스가 Open 인지 본다. 선호 인스턴스가 죽어 있다면 옮겨 가 있는 것이 정상이므로 그것부터 해결한다.</w:t>
       </w:r>
     </w:p>
     <w:p>
@@ -1669,7 +2215,21 @@
           <w:rFonts w:ascii="맑은 고딕" w:hAnsi="맑은 고딕" w:eastAsia="맑은 고딕"/>
           <w:sz w:val="21"/>
         </w:rPr>
-        <w:t>5. 조치. 인스턴스가 정상인데 서비스가 어긋나 있으면 `srvctl relocate service` 로 되돌린다.</w:t>
+        <w:t xml:space="preserve">5. 조치. 인스턴스가 정상인데 서비스가 어긋나 있으면 </w:t>
+      </w:r>
+      <w:r>
+        <w:rPr>
+          <w:rFonts w:ascii="Consolas" w:hAnsi="Consolas" w:eastAsia="Consolas" w:cs="Consolas"/>
+          <w:sz w:val="20"/>
+        </w:rPr>
+        <w:t xml:space="preserve">srvctl relocate service</w:t>
+      </w:r>
+      <w:r>
+        <w:rPr>
+          <w:rFonts w:ascii="맑은 고딕" w:hAnsi="맑은 고딕" w:eastAsia="맑은 고딕"/>
+          <w:sz w:val="21"/>
+        </w:rPr>
+        <w:t xml:space="preserve"> 로 되돌린다.</w:t>
       </w:r>
     </w:p>
     <w:p>
@@ -1732,7 +2292,35 @@
           <w:rFonts w:ascii="맑은 고딕" w:hAnsi="맑은 고딕" w:eastAsia="맑은 고딕"/>
           <w:sz w:val="21"/>
         </w:rPr>
-        <w:t>1. 서비스 정지. `srvctl stop service -d racdb -s ch15_oltp` 와 `-s ch15_batch` 를 각각 실행한다.</w:t>
+        <w:t xml:space="preserve">1. 서비스 정지. </w:t>
+      </w:r>
+      <w:r>
+        <w:rPr>
+          <w:rFonts w:ascii="Consolas" w:hAnsi="Consolas" w:eastAsia="Consolas" w:cs="Consolas"/>
+          <w:sz w:val="20"/>
+        </w:rPr>
+        <w:t xml:space="preserve">srvctl stop service -d racdb -s ch15_oltp</w:t>
+      </w:r>
+      <w:r>
+        <w:rPr>
+          <w:rFonts w:ascii="맑은 고딕" w:hAnsi="맑은 고딕" w:eastAsia="맑은 고딕"/>
+          <w:sz w:val="21"/>
+        </w:rPr>
+        <w:t xml:space="preserve"> 와 </w:t>
+      </w:r>
+      <w:r>
+        <w:rPr>
+          <w:rFonts w:ascii="Consolas" w:hAnsi="Consolas" w:eastAsia="Consolas" w:cs="Consolas"/>
+          <w:sz w:val="20"/>
+        </w:rPr>
+        <w:t xml:space="preserve">-s ch15_batch</w:t>
+      </w:r>
+      <w:r>
+        <w:rPr>
+          <w:rFonts w:ascii="맑은 고딕" w:hAnsi="맑은 고딕" w:eastAsia="맑은 고딕"/>
+          <w:sz w:val="21"/>
+        </w:rPr>
+        <w:t xml:space="preserve"> 를 각각 실행한다.</w:t>
       </w:r>
     </w:p>
     <w:p>
@@ -1741,7 +2329,21 @@
           <w:rFonts w:ascii="맑은 고딕" w:hAnsi="맑은 고딕" w:eastAsia="맑은 고딕"/>
           <w:sz w:val="21"/>
         </w:rPr>
-        <w:t>2. 정지 확인. `srvctl status service -d racdb` 로 둘 다 "is not running" 인지 본다.</w:t>
+        <w:t xml:space="preserve">2. 정지 확인. </w:t>
+      </w:r>
+      <w:r>
+        <w:rPr>
+          <w:rFonts w:ascii="Consolas" w:hAnsi="Consolas" w:eastAsia="Consolas" w:cs="Consolas"/>
+          <w:sz w:val="20"/>
+        </w:rPr>
+        <w:t xml:space="preserve">srvctl status service -d racdb</w:t>
+      </w:r>
+      <w:r>
+        <w:rPr>
+          <w:rFonts w:ascii="맑은 고딕" w:hAnsi="맑은 고딕" w:eastAsia="맑은 고딕"/>
+          <w:sz w:val="21"/>
+        </w:rPr>
+        <w:t xml:space="preserve"> 로 둘 다 "is not running" 인지 본다.</w:t>
       </w:r>
     </w:p>
     <w:p>
@@ -1759,7 +2361,35 @@
           <w:rFonts w:ascii="맑은 고딕" w:hAnsi="맑은 고딕" w:eastAsia="맑은 고딕"/>
           <w:sz w:val="21"/>
         </w:rPr>
-        <w:t>3. 서비스 삭제. `srvctl remove service -d racdb -s ch15_oltp` 와 `-s ch15_batch` 다. 정지하지 않고 지우려 하면 거부된다.</w:t>
+        <w:t xml:space="preserve">3. 서비스 삭제. </w:t>
+      </w:r>
+      <w:r>
+        <w:rPr>
+          <w:rFonts w:ascii="Consolas" w:hAnsi="Consolas" w:eastAsia="Consolas" w:cs="Consolas"/>
+          <w:sz w:val="20"/>
+        </w:rPr>
+        <w:t xml:space="preserve">srvctl remove service -d racdb -s ch15_oltp</w:t>
+      </w:r>
+      <w:r>
+        <w:rPr>
+          <w:rFonts w:ascii="맑은 고딕" w:hAnsi="맑은 고딕" w:eastAsia="맑은 고딕"/>
+          <w:sz w:val="21"/>
+        </w:rPr>
+        <w:t xml:space="preserve"> 와 </w:t>
+      </w:r>
+      <w:r>
+        <w:rPr>
+          <w:rFonts w:ascii="Consolas" w:hAnsi="Consolas" w:eastAsia="Consolas" w:cs="Consolas"/>
+          <w:sz w:val="20"/>
+        </w:rPr>
+        <w:t xml:space="preserve">-s ch15_batch</w:t>
+      </w:r>
+      <w:r>
+        <w:rPr>
+          <w:rFonts w:ascii="맑은 고딕" w:hAnsi="맑은 고딕" w:eastAsia="맑은 고딕"/>
+          <w:sz w:val="21"/>
+        </w:rPr>
+        <w:t xml:space="preserve"> 다. 정지하지 않고 지우려 하면 거부된다.</w:t>
       </w:r>
     </w:p>
     <w:p>
@@ -1768,7 +2398,35 @@
           <w:rFonts w:ascii="맑은 고딕" w:hAnsi="맑은 고딕" w:eastAsia="맑은 고딕"/>
           <w:sz w:val="21"/>
         </w:rPr>
-        <w:t>4. 삭제 확인. `srvctl status service -d racdb` 와 `srvctl config service -d racdb` 를 실행한다. 둘 다 출력이 없고 종료 코드가 0 이어야 한다. 실습 시작 전의 상태와 같다.</w:t>
+        <w:t xml:space="preserve">4. 삭제 확인. </w:t>
+      </w:r>
+      <w:r>
+        <w:rPr>
+          <w:rFonts w:ascii="Consolas" w:hAnsi="Consolas" w:eastAsia="Consolas" w:cs="Consolas"/>
+          <w:sz w:val="20"/>
+        </w:rPr>
+        <w:t xml:space="preserve">srvctl status service -d racdb</w:t>
+      </w:r>
+      <w:r>
+        <w:rPr>
+          <w:rFonts w:ascii="맑은 고딕" w:hAnsi="맑은 고딕" w:eastAsia="맑은 고딕"/>
+          <w:sz w:val="21"/>
+        </w:rPr>
+        <w:t xml:space="preserve"> 와 </w:t>
+      </w:r>
+      <w:r>
+        <w:rPr>
+          <w:rFonts w:ascii="Consolas" w:hAnsi="Consolas" w:eastAsia="Consolas" w:cs="Consolas"/>
+          <w:sz w:val="20"/>
+        </w:rPr>
+        <w:t xml:space="preserve">srvctl config service -d racdb</w:t>
+      </w:r>
+      <w:r>
+        <w:rPr>
+          <w:rFonts w:ascii="맑은 고딕" w:hAnsi="맑은 고딕" w:eastAsia="맑은 고딕"/>
+          <w:sz w:val="21"/>
+        </w:rPr>
+        <w:t xml:space="preserve"> 를 실행한다. 둘 다 출력이 없고 종료 코드가 0 이어야 한다. 실습 시작 전의 상태와 같다.</w:t>
       </w:r>
     </w:p>
     <w:p>
@@ -1777,7 +2435,21 @@
           <w:rFonts w:ascii="맑은 고딕" w:hAnsi="맑은 고딕" w:eastAsia="맑은 고딕"/>
           <w:sz w:val="21"/>
         </w:rPr>
-        <w:t>5. 데이터베이스 쪽 확인. `select inst_id, name from gv$active_services order by inst_id, name` 이 10 행이어야 한다. 기본 서비스 다섯이 인스턴스마다 하나씩이다.</w:t>
+        <w:t xml:space="preserve">5. 데이터베이스 쪽 확인. </w:t>
+      </w:r>
+      <w:r>
+        <w:rPr>
+          <w:rFonts w:ascii="Consolas" w:hAnsi="Consolas" w:eastAsia="Consolas" w:cs="Consolas"/>
+          <w:sz w:val="20"/>
+        </w:rPr>
+        <w:t xml:space="preserve">select inst_id, name from gv$active_services order by inst_id, name</w:t>
+      </w:r>
+      <w:r>
+        <w:rPr>
+          <w:rFonts w:ascii="맑은 고딕" w:hAnsi="맑은 고딕" w:eastAsia="맑은 고딕"/>
+          <w:sz w:val="21"/>
+        </w:rPr>
+        <w:t xml:space="preserve"> 이 10 행이어야 한다. 기본 서비스 다섯이 인스턴스마다 하나씩이다.</w:t>
       </w:r>
     </w:p>
     <w:p>
@@ -1786,7 +2458,21 @@
           <w:rFonts w:ascii="맑은 고딕" w:hAnsi="맑은 고딕" w:eastAsia="맑은 고딕"/>
           <w:sz w:val="21"/>
         </w:rPr>
-        <w:t>6. CRS 자원 확인. `crsctl stat res | grep -c '^NAME='` 이 17 이어야 한다. 서비스를 둘 만들었을 때 19 였으므로 둘이 줄어야 맞다.</w:t>
+        <w:t xml:space="preserve">6. CRS 자원 확인. </w:t>
+      </w:r>
+      <w:r>
+        <w:rPr>
+          <w:rFonts w:ascii="Consolas" w:hAnsi="Consolas" w:eastAsia="Consolas" w:cs="Consolas"/>
+          <w:sz w:val="20"/>
+        </w:rPr>
+        <w:t xml:space="preserve">crsctl stat res | grep -c '^NAME='</w:t>
+      </w:r>
+      <w:r>
+        <w:rPr>
+          <w:rFonts w:ascii="맑은 고딕" w:hAnsi="맑은 고딕" w:eastAsia="맑은 고딕"/>
+          <w:sz w:val="21"/>
+        </w:rPr>
+        <w:t xml:space="preserve"> 이 17 이어야 한다. 서비스를 둘 만들었을 때 19 였으므로 둘이 줄어야 맞다.</w:t>
       </w:r>
     </w:p>
     <w:p>
@@ -1795,7 +2481,21 @@
           <w:rFonts w:ascii="맑은 고딕" w:hAnsi="맑은 고딕" w:eastAsia="맑은 고딕"/>
           <w:sz w:val="21"/>
         </w:rPr>
-        <w:t>7. 서비스 자원이 남아 있지 않은지도 본다. `crsctl stat res | grep -i svc` 의 출력이 비어 있어야 한다.</w:t>
+        <w:t xml:space="preserve">7. 서비스 자원이 남아 있지 않은지도 본다. </w:t>
+      </w:r>
+      <w:r>
+        <w:rPr>
+          <w:rFonts w:ascii="Consolas" w:hAnsi="Consolas" w:eastAsia="Consolas" w:cs="Consolas"/>
+          <w:sz w:val="20"/>
+        </w:rPr>
+        <w:t xml:space="preserve">crsctl stat res | grep -i svc</w:t>
+      </w:r>
+      <w:r>
+        <w:rPr>
+          <w:rFonts w:ascii="맑은 고딕" w:hAnsi="맑은 고딕" w:eastAsia="맑은 고딕"/>
+          <w:sz w:val="21"/>
+        </w:rPr>
+        <w:t xml:space="preserve"> 의 출력이 비어 있어야 한다.</w:t>
       </w:r>
     </w:p>
     <w:p>
@@ -1804,7 +2504,21 @@
           <w:rFonts w:ascii="맑은 고딕" w:hAnsi="맑은 고딕" w:eastAsia="맑은 고딕"/>
           <w:sz w:val="21"/>
         </w:rPr>
-        <w:t>8. 데이터베이스 상태. `srvctl status database -d racdb -v` 로 두 인스턴스가 Open 이고 "with online services" 문구가 없는지 본다.</w:t>
+        <w:t xml:space="preserve">8. 데이터베이스 상태. </w:t>
+      </w:r>
+      <w:r>
+        <w:rPr>
+          <w:rFonts w:ascii="Consolas" w:hAnsi="Consolas" w:eastAsia="Consolas" w:cs="Consolas"/>
+          <w:sz w:val="20"/>
+        </w:rPr>
+        <w:t xml:space="preserve">srvctl status database -d racdb -v</w:t>
+      </w:r>
+      <w:r>
+        <w:rPr>
+          <w:rFonts w:ascii="맑은 고딕" w:hAnsi="맑은 고딕" w:eastAsia="맑은 고딕"/>
+          <w:sz w:val="21"/>
+        </w:rPr>
+        <w:t xml:space="preserve"> 로 두 인스턴스가 Open 이고 "with online services" 문구가 없는지 본다.</w:t>
       </w:r>
     </w:p>
     <w:p>
@@ -1858,7 +2572,21 @@
           <w:rFonts w:ascii="맑은 고딕" w:hAnsi="맑은 고딕" w:eastAsia="맑은 고딕"/>
           <w:sz w:val="21"/>
         </w:rPr>
-        <w:t>매일 `crsctl check cluster -all` — 모든 노드에서 CRS-4537·4529·4533 셋이 online.</w:t>
+        <w:t xml:space="preserve">매일 </w:t>
+      </w:r>
+      <w:r>
+        <w:rPr>
+          <w:rFonts w:ascii="Consolas" w:hAnsi="Consolas" w:eastAsia="Consolas" w:cs="Consolas"/>
+          <w:sz w:val="20"/>
+        </w:rPr>
+        <w:t xml:space="preserve">crsctl check cluster -all</w:t>
+      </w:r>
+      <w:r>
+        <w:rPr>
+          <w:rFonts w:ascii="맑은 고딕" w:hAnsi="맑은 고딕" w:eastAsia="맑은 고딕"/>
+          <w:sz w:val="21"/>
+        </w:rPr>
+        <w:t xml:space="preserve"> — 모든 노드에서 CRS-4537·4529·4533 셋이 online.</w:t>
       </w:r>
     </w:p>
     <w:p>
@@ -1867,7 +2595,21 @@
           <w:rFonts w:ascii="맑은 고딕" w:hAnsi="맑은 고딕" w:eastAsia="맑은 고딕"/>
           <w:sz w:val="21"/>
         </w:rPr>
-        <w:t>매일 `crsctl stat res -t` — 자원 개수 17, TARGET 과 STATE 가 어긋난 자원 없음. OFFLINE 이 있으면 TARGET 과 AUTO_START 를 확인해 의도된 것인지 판단한다.</w:t>
+        <w:t xml:space="preserve">매일 </w:t>
+      </w:r>
+      <w:r>
+        <w:rPr>
+          <w:rFonts w:ascii="Consolas" w:hAnsi="Consolas" w:eastAsia="Consolas" w:cs="Consolas"/>
+          <w:sz w:val="20"/>
+        </w:rPr>
+        <w:t xml:space="preserve">crsctl stat res -t</w:t>
+      </w:r>
+      <w:r>
+        <w:rPr>
+          <w:rFonts w:ascii="맑은 고딕" w:hAnsi="맑은 고딕" w:eastAsia="맑은 고딕"/>
+          <w:sz w:val="21"/>
+        </w:rPr>
+        <w:t xml:space="preserve"> — 자원 개수 17, TARGET 과 STATE 가 어긋난 자원 없음. OFFLINE 이 있으면 TARGET 과 AUTO_START 를 확인해 의도된 것인지 판단한다.</w:t>
       </w:r>
     </w:p>
     <w:p>
@@ -1876,7 +2618,21 @@
           <w:rFonts w:ascii="맑은 고딕" w:hAnsi="맑은 고딕" w:eastAsia="맑은 고딕"/>
           <w:sz w:val="21"/>
         </w:rPr>
-        <w:t>주간 각 노드에서 `crsctl stat res -t -init` — 13 개. ora.diskmon 의 OFFLINE 은 정상.</w:t>
+        <w:t xml:space="preserve">주간 각 노드에서 </w:t>
+      </w:r>
+      <w:r>
+        <w:rPr>
+          <w:rFonts w:ascii="Consolas" w:hAnsi="Consolas" w:eastAsia="Consolas" w:cs="Consolas"/>
+          <w:sz w:val="20"/>
+        </w:rPr>
+        <w:t xml:space="preserve">crsctl stat res -t -init</w:t>
+      </w:r>
+      <w:r>
+        <w:rPr>
+          <w:rFonts w:ascii="맑은 고딕" w:hAnsi="맑은 고딕" w:eastAsia="맑은 고딕"/>
+          <w:sz w:val="21"/>
+        </w:rPr>
+        <w:t xml:space="preserve"> — 13 개. ora.diskmon 의 OFFLINE 은 정상.</w:t>
       </w:r>
     </w:p>
     <w:p>
@@ -1894,7 +2650,21 @@
           <w:rFonts w:ascii="맑은 고딕" w:hAnsi="맑은 고딕" w:eastAsia="맑은 고딕"/>
           <w:sz w:val="21"/>
         </w:rPr>
-        <w:t>매일 `srvctl status service -d racdb` — 모든 서비스가 도는가.</w:t>
+        <w:t xml:space="preserve">매일 </w:t>
+      </w:r>
+      <w:r>
+        <w:rPr>
+          <w:rFonts w:ascii="Consolas" w:hAnsi="Consolas" w:eastAsia="Consolas" w:cs="Consolas"/>
+          <w:sz w:val="20"/>
+        </w:rPr>
+        <w:t xml:space="preserve">srvctl status service -d racdb</w:t>
+      </w:r>
+      <w:r>
+        <w:rPr>
+          <w:rFonts w:ascii="맑은 고딕" w:hAnsi="맑은 고딕" w:eastAsia="맑은 고딕"/>
+          <w:sz w:val="21"/>
+        </w:rPr>
+        <w:t xml:space="preserve"> — 모든 서비스가 도는가.</w:t>
       </w:r>
     </w:p>
     <w:p>
@@ -1903,7 +2673,21 @@
           <w:rFonts w:ascii="맑은 고딕" w:hAnsi="맑은 고딕" w:eastAsia="맑은 고딕"/>
           <w:sz w:val="21"/>
         </w:rPr>
-        <w:t>매일 status 와 `srvctl config service` 의 Preferred 비교 — 선호 인스턴스에 있는가. 장애 후 복귀를 빠뜨린 것을 잡아 준다.</w:t>
+        <w:t xml:space="preserve">매일 status 와 </w:t>
+      </w:r>
+      <w:r>
+        <w:rPr>
+          <w:rFonts w:ascii="Consolas" w:hAnsi="Consolas" w:eastAsia="Consolas" w:cs="Consolas"/>
+          <w:sz w:val="20"/>
+        </w:rPr>
+        <w:t xml:space="preserve">srvctl config service</w:t>
+      </w:r>
+      <w:r>
+        <w:rPr>
+          <w:rFonts w:ascii="맑은 고딕" w:hAnsi="맑은 고딕" w:eastAsia="맑은 고딕"/>
+          <w:sz w:val="21"/>
+        </w:rPr>
+        <w:t xml:space="preserve"> 의 Preferred 비교 — 선호 인스턴스에 있는가. 장애 후 복귀를 빠뜨린 것을 잡아 준다.</w:t>
       </w:r>
     </w:p>
     <w:p>
@@ -1912,7 +2696,21 @@
           <w:rFonts w:ascii="맑은 고딕" w:hAnsi="맑은 고딕" w:eastAsia="맑은 고딕"/>
           <w:sz w:val="21"/>
         </w:rPr>
-        <w:t>주간 `lsnrctl status LISTENER_SCAN1` — 각 서비스의 has N instance(s) 가 Cardinality 와 맞는가.</w:t>
+        <w:t xml:space="preserve">주간 </w:t>
+      </w:r>
+      <w:r>
+        <w:rPr>
+          <w:rFonts w:ascii="Consolas" w:hAnsi="Consolas" w:eastAsia="Consolas" w:cs="Consolas"/>
+          <w:sz w:val="20"/>
+        </w:rPr>
+        <w:t xml:space="preserve">lsnrctl status LISTENER_SCAN1</w:t>
+      </w:r>
+      <w:r>
+        <w:rPr>
+          <w:rFonts w:ascii="맑은 고딕" w:hAnsi="맑은 고딕" w:eastAsia="맑은 고딕"/>
+          <w:sz w:val="21"/>
+        </w:rPr>
+        <w:t xml:space="preserve"> — 각 서비스의 has N instance(s) 가 Cardinality 와 맞는가.</w:t>
       </w:r>
     </w:p>
     <w:p>
@@ -1930,7 +2728,21 @@
           <w:rFonts w:ascii="맑은 고딕" w:hAnsi="맑은 고딕" w:eastAsia="맑은 고딕"/>
           <w:sz w:val="21"/>
         </w:rPr>
-        <w:t>매일 `srvctl status database -d racdb -v` — 두 인스턴스가 Open 이고 서비스 배치가 함께 보인다.</w:t>
+        <w:t xml:space="preserve">매일 </w:t>
+      </w:r>
+      <w:r>
+        <w:rPr>
+          <w:rFonts w:ascii="Consolas" w:hAnsi="Consolas" w:eastAsia="Consolas" w:cs="Consolas"/>
+          <w:sz w:val="20"/>
+        </w:rPr>
+        <w:t xml:space="preserve">srvctl status database -d racdb -v</w:t>
+      </w:r>
+      <w:r>
+        <w:rPr>
+          <w:rFonts w:ascii="맑은 고딕" w:hAnsi="맑은 고딕" w:eastAsia="맑은 고딕"/>
+          <w:sz w:val="21"/>
+        </w:rPr>
+        <w:t xml:space="preserve"> — 두 인스턴스가 Open 이고 서비스 배치가 함께 보인다.</w:t>
       </w:r>
     </w:p>
     <w:p>
@@ -1939,7 +2751,35 @@
           <w:rFonts w:ascii="맑은 고딕" w:hAnsi="맑은 고딕" w:eastAsia="맑은 고딕"/>
           <w:sz w:val="21"/>
         </w:rPr>
-        <w:t>주간 SPFILE 항목 수와 `*.`/`sid.` 표기 — 의도대로인가. 위험한 값이 들어가 있지 않은가.</w:t>
+        <w:t xml:space="preserve">주간 SPFILE 항목 수와 </w:t>
+      </w:r>
+      <w:r>
+        <w:rPr>
+          <w:rFonts w:ascii="Consolas" w:hAnsi="Consolas" w:eastAsia="Consolas" w:cs="Consolas"/>
+          <w:sz w:val="20"/>
+        </w:rPr>
+        <w:t xml:space="preserve">*.</w:t>
+      </w:r>
+      <w:r>
+        <w:rPr>
+          <w:rFonts w:ascii="맑은 고딕" w:hAnsi="맑은 고딕" w:eastAsia="맑은 고딕"/>
+          <w:sz w:val="21"/>
+        </w:rPr>
+        <w:t xml:space="preserve">/</w:t>
+      </w:r>
+      <w:r>
+        <w:rPr>
+          <w:rFonts w:ascii="Consolas" w:hAnsi="Consolas" w:eastAsia="Consolas" w:cs="Consolas"/>
+          <w:sz w:val="20"/>
+        </w:rPr>
+        <w:t xml:space="preserve">sid.</w:t>
+      </w:r>
+      <w:r>
+        <w:rPr>
+          <w:rFonts w:ascii="맑은 고딕" w:hAnsi="맑은 고딕" w:eastAsia="맑은 고딕"/>
+          <w:sz w:val="21"/>
+        </w:rPr>
+        <w:t xml:space="preserve"> 표기 — 의도대로인가. 위험한 값이 들어가 있지 않은가.</w:t>
       </w:r>
     </w:p>
     <w:p>
@@ -1957,7 +2797,21 @@
           <w:rFonts w:ascii="맑은 고딕" w:hAnsi="맑은 고딕" w:eastAsia="맑은 고딕"/>
           <w:sz w:val="21"/>
         </w:rPr>
-        <w:t>매일 `select group#, thread#, status from v$log` — 스레드마다 CURRENT 가 정확히 하나.</w:t>
+        <w:t xml:space="preserve">매일 </w:t>
+      </w:r>
+      <w:r>
+        <w:rPr>
+          <w:rFonts w:ascii="Consolas" w:hAnsi="Consolas" w:eastAsia="Consolas" w:cs="Consolas"/>
+          <w:sz w:val="20"/>
+        </w:rPr>
+        <w:t xml:space="preserve">select group#, thread#, status from v$log</w:t>
+      </w:r>
+      <w:r>
+        <w:rPr>
+          <w:rFonts w:ascii="맑은 고딕" w:hAnsi="맑은 고딕" w:eastAsia="맑은 고딕"/>
+          <w:sz w:val="21"/>
+        </w:rPr>
+        <w:t xml:space="preserve"> — 스레드마다 CURRENT 가 정확히 하나.</w:t>
       </w:r>
     </w:p>
     <w:p>
@@ -1975,7 +2829,21 @@
           <w:rFonts w:ascii="맑은 고딕" w:hAnsi="맑은 고딕" w:eastAsia="맑은 고딕"/>
           <w:sz w:val="21"/>
         </w:rPr>
-        <w:t>주간 `select thread#, count(*) from v$log group by thread#` — 스레드마다 둘 이상.</w:t>
+        <w:t xml:space="preserve">주간 </w:t>
+      </w:r>
+      <w:r>
+        <w:rPr>
+          <w:rFonts w:ascii="Consolas" w:hAnsi="Consolas" w:eastAsia="Consolas" w:cs="Consolas"/>
+          <w:sz w:val="20"/>
+        </w:rPr>
+        <w:t xml:space="preserve">select thread#, count(*) from v$log group by thread#</w:t>
+      </w:r>
+      <w:r>
+        <w:rPr>
+          <w:rFonts w:ascii="맑은 고딕" w:hAnsi="맑은 고딕" w:eastAsia="맑은 고딕"/>
+          <w:sz w:val="21"/>
+        </w:rPr>
+        <w:t xml:space="preserve"> — 스레드마다 둘 이상.</w:t>
       </w:r>
     </w:p>
     <w:p>
@@ -1984,7 +2852,21 @@
           <w:rFonts w:ascii="맑은 고딕" w:hAnsi="맑은 고딕" w:eastAsia="맑은 고딕"/>
           <w:sz w:val="21"/>
         </w:rPr>
-        <w:t>주간 `select inst_id, total_blocks, used_blocks from gv$sort_segment` — 인스턴스별 임시 공간 확보량 균형.</w:t>
+        <w:t xml:space="preserve">주간 </w:t>
+      </w:r>
+      <w:r>
+        <w:rPr>
+          <w:rFonts w:ascii="Consolas" w:hAnsi="Consolas" w:eastAsia="Consolas" w:cs="Consolas"/>
+          <w:sz w:val="20"/>
+        </w:rPr>
+        <w:t xml:space="preserve">select inst_id, total_blocks, used_blocks from gv$sort_segment</w:t>
+      </w:r>
+      <w:r>
+        <w:rPr>
+          <w:rFonts w:ascii="맑은 고딕" w:hAnsi="맑은 고딕" w:eastAsia="맑은 고딕"/>
+          <w:sz w:val="21"/>
+        </w:rPr>
+        <w:t xml:space="preserve"> — 인스턴스별 임시 공간 확보량 균형.</w:t>
       </w:r>
     </w:p>
     <w:p>
